--- a/documentacion_proyecto/Documentaci├│n_de_Proyecto.docx
+++ b/documentacion_proyecto/Documentaci├│n_de_Proyecto.docx
@@ -355,7 +355,7 @@
                                   <w:txbxContent>
                                     <w:p>
                                       <w:pPr>
-                                        <w:spacing w:after="0" w:before="0" w:line="240"/>
+                                        <w:spacing w:after="0" w:before="0" w:line="240" w:lineRule="auto"/>
                                         <w:ind w:left="0" w:right="0" w:firstLine="0"/>
                                         <w:jc w:val="center"/>
                                         <w:textDirection w:val="btLr"/>
@@ -371,7 +371,7 @@
                                           <w:sz w:val="72"/>
                                           <w:vertAlign w:val="baseline"/>
                                         </w:rPr>
-                                        <w:t xml:space="preserve">SISTEMA DE MONITOREO INDUSTRIAL IOT</w:t>
+                                        <w:t xml:space="preserve">AUTOMATIZACIÓN DE TELAR INDUSTRIAL</w:t>
                                       </w:r>
                                     </w:p>
                                   </w:txbxContent>
@@ -390,48 +390,7 @@
               </wp:anchor>
             </w:drawing>
           </mc:Choice>
-          <mc:Fallback>
-            <w:drawing>
-              <wp:anchor allowOverlap="1" behindDoc="1" distB="0" distT="0" distL="0" distR="0" hidden="0" layoutInCell="1" locked="0" relativeHeight="0" simplePos="0">
-                <wp:simplePos x="0" y="0"/>
-                <wp:positionH relativeFrom="page">
-                  <wp:align>center</wp:align>
-                </wp:positionH>
-                <wp:positionV relativeFrom="page">
-                  <wp:align>center</wp:align>
-                </wp:positionV>
-                <wp:extent cx="6864824" cy="9123528"/>
-                <wp:effectExtent b="0" l="0" r="0" t="0"/>
-                <wp:wrapNone/>
-                <wp:docPr id="20" name="image6.png"/>
-                <a:graphic>
-                  <a:graphicData uri="http://schemas.openxmlformats.org/drawingml/2006/picture">
-                    <pic:pic>
-                      <pic:nvPicPr>
-                        <pic:cNvPr id="0" name="image6.png"/>
-                        <pic:cNvPicPr preferRelativeResize="0"/>
-                      </pic:nvPicPr>
-                      <pic:blipFill>
-                        <a:blip r:embed="rId9"/>
-                        <a:srcRect/>
-                        <a:stretch>
-                          <a:fillRect/>
-                        </a:stretch>
-                      </pic:blipFill>
-                      <pic:spPr>
-                        <a:xfrm>
-                          <a:off x="0" y="0"/>
-                          <a:ext cx="6864824" cy="9123528"/>
-                        </a:xfrm>
-                        <a:prstGeom prst="rect"/>
-                        <a:ln/>
-                      </pic:spPr>
-                    </pic:pic>
-                  </a:graphicData>
-                </a:graphic>
-              </wp:anchor>
-            </w:drawing>
-          </mc:Fallback>
+          <mc:Fallback/>
         </mc:AlternateContent>
       </w:r>
       <w:r>
@@ -5022,7 +4981,7 @@
         </w:rPr>
         <w:drawing>
           <wp:inline distB="0" distT="0" distL="0" distR="0">
-            <wp:extent cx="2794697" cy="3240000"/>
+            <wp:extent cx="2794697" cy="3415977"/>
             <wp:effectExtent b="0" l="0" r="0" t="0"/>
             <wp:docPr id="21" name="image1.png"/>
             <a:graphic>
@@ -5042,7 +5001,7 @@
                   <pic:spPr>
                     <a:xfrm>
                       <a:off x="0" y="0"/>
-                      <a:ext cx="2794697" cy="3240000"/>
+                      <a:ext cx="2794697" cy="3415977"/>
                     </a:xfrm>
                     <a:prstGeom prst="rect"/>
                     <a:ln/>
@@ -6212,7 +6171,7 @@
       <w:r>
         <w:drawing>
           <wp:inline>
-            <wp:extent cx="4023360" cy="6639139"/>
+            <wp:extent cx="4023360" cy="2726597"/>
             <wp:docPr id="28" name="Picture 28"/>
             <wp:cNvGraphicFramePr>
               <a:graphicFrameLocks noChangeAspect="1"/>
@@ -6233,7 +6192,7 @@
                   <pic:spPr>
                     <a:xfrm>
                       <a:off x="0" y="0"/>
-                      <a:ext cx="4023360" cy="6639139"/>
+                      <a:ext cx="4023360" cy="2726597"/>
                     </a:xfrm>
                     <a:prstGeom prst="rect"/>
                   </pic:spPr>
@@ -6255,7 +6214,7 @@
           <w:color w:val="606060"/>
           <w:sz w:val="18"/>
         </w:rPr>
-        <w:t>Figura 2. Bloque de negocio del modelo entidad-relación: patrones, telares, produccion_historial y registro_de_errores, con sus claves foráneas.</w:t>
+        <w:t>Figura 2. Bloque de negocio del modelo entidad-relación: patrones, telares, historial_produccion y registro_de_errores, con sus claves foráneas.</w:t>
       </w:r>
     </w:p>
     <w:p>
@@ -6265,7 +6224,7 @@
       <w:r>
         <w:drawing>
           <wp:inline>
-            <wp:extent cx="5303520" cy="2977926"/>
+            <wp:extent cx="5303520" cy="5759167"/>
             <wp:docPr id="29" name="Picture 29"/>
             <wp:cNvGraphicFramePr>
               <a:graphicFrameLocks noChangeAspect="1"/>
@@ -6286,7 +6245,7 @@
                   <pic:spPr>
                     <a:xfrm>
                       <a:off x="0" y="0"/>
-                      <a:ext cx="5303520" cy="2977926"/>
+                      <a:ext cx="5303520" cy="5759167"/>
                     </a:xfrm>
                     <a:prstGeom prst="rect"/>
                   </pic:spPr>
@@ -12082,7 +12041,7 @@
         </w:rPr>
         <w:drawing>
           <wp:inline distB="0" distT="0" distL="0" distR="0">
-            <wp:extent cx="2794697" cy="3240000"/>
+            <wp:extent cx="2794697" cy="5589394"/>
             <wp:effectExtent b="0" l="0" r="0" t="0"/>
             <wp:docPr id="21" name="image1.png"/>
             <a:graphic>
@@ -12102,7 +12061,7 @@
                   <pic:spPr>
                     <a:xfrm>
                       <a:off x="0" y="0"/>
-                      <a:ext cx="2794697" cy="3240000"/>
+                      <a:ext cx="2794697" cy="5589394"/>
                     </a:xfrm>
                     <a:prstGeom prst="rect"/>
                     <a:ln/>
@@ -12169,7 +12128,7 @@
         </w:rPr>
         <w:drawing>
           <wp:inline distB="0" distT="0" distL="0" distR="0">
-            <wp:extent cx="2793197" cy="3240000"/>
+            <wp:extent cx="2793197" cy="5586394"/>
             <wp:effectExtent b="0" l="0" r="0" t="0"/>
             <wp:docPr id="23" name="image2.png"/>
             <a:graphic>
@@ -12189,7 +12148,7 @@
                   <pic:spPr>
                     <a:xfrm>
                       <a:off x="0" y="0"/>
-                      <a:ext cx="2793197" cy="3240000"/>
+                      <a:ext cx="2793197" cy="5586394"/>
                     </a:xfrm>
                     <a:prstGeom prst="rect"/>
                     <a:ln/>
@@ -12254,7 +12213,7 @@
         </w:rPr>
         <w:drawing>
           <wp:inline distB="0" distT="0" distL="0" distR="0">
-            <wp:extent cx="4170720" cy="8229600"/>
+            <wp:extent cx="3500000" cy="7000000"/>
             <wp:effectExtent b="0" l="0" r="0" t="0"/>
             <wp:docPr id="22" name="image5.png"/>
             <a:graphic>
@@ -12274,7 +12233,7 @@
                   <pic:spPr>
                     <a:xfrm>
                       <a:off x="0" y="0"/>
-                      <a:ext cx="4170720" cy="8229600"/>
+                      <a:ext cx="3500000" cy="7000000"/>
                     </a:xfrm>
                     <a:prstGeom prst="rect"/>
                     <a:ln/>
@@ -12368,7 +12327,7 @@
         </w:rPr>
         <w:drawing>
           <wp:inline distB="0" distT="0" distL="0" distR="0">
-            <wp:extent cx="4173420" cy="8229600"/>
+            <wp:extent cx="3500000" cy="7000000"/>
             <wp:effectExtent b="0" l="0" r="0" t="0"/>
             <wp:docPr id="25" name="image4.png"/>
             <a:graphic>
@@ -12388,7 +12347,7 @@
                   <pic:spPr>
                     <a:xfrm>
                       <a:off x="0" y="0"/>
-                      <a:ext cx="4173420" cy="8229600"/>
+                      <a:ext cx="3500000" cy="7000000"/>
                     </a:xfrm>
                     <a:prstGeom prst="rect"/>
                     <a:ln/>
@@ -12409,7 +12368,7 @@
         </w:rPr>
         <w:drawing>
           <wp:inline distB="0" distT="0" distL="0" distR="0">
-            <wp:extent cx="4172277" cy="8229600"/>
+            <wp:extent cx="3500000" cy="7000000"/>
             <wp:effectExtent b="0" l="0" r="0" t="0"/>
             <wp:docPr id="24" name="image3.png"/>
             <a:graphic>
@@ -12429,7 +12388,7 @@
                   <pic:spPr>
                     <a:xfrm>
                       <a:off x="0" y="0"/>
-                      <a:ext cx="4172277" cy="8229600"/>
+                      <a:ext cx="3500000" cy="7000000"/>
                     </a:xfrm>
                     <a:prstGeom prst="rect"/>
                     <a:ln/>
@@ -12457,28 +12416,12 @@
           <w:color w:val="606060"/>
           <w:sz w:val="18"/>
         </w:rPr>
-        <w:t>Figura 7. Editor de dibujo: cada fila representa una pasada y cada columna un elemento del telar.</w:t>
-      </w:r>
-    </w:p>
-    <w:p>
-      <w:pPr>
-        <w:pStyle w:val="Heading3"/>
-        <w:spacing w:after="240" w:before="480" w:lineRule="auto"/>
-        <w:rPr>
-          <w:rFonts w:ascii="Questrial" w:cs="Questrial" w:eastAsia="Questrial" w:hAnsi="Questrial"/>
-        </w:rPr>
-      </w:pPr>
-      <w:r>
-        <w:rPr>
-          <w:rFonts w:ascii="Questrial" w:cs="Questrial" w:eastAsia="Questrial" w:hAnsi="Questrial"/>
-          <w:rtl w:val="0"/>
-        </w:rPr>
-        <w:t>4.3.2. Visualización del Producto Físico</w:t>
-      </w:r>
-    </w:p>
-    <w:p>
-      <w:pPr>
-        <w:jc w:val="both"/>
+        <w:t>Figura 7. Biblioteca de dibujos: listado de los dibujos guardados, con búsqueda y filtros.</w:t>
+      </w:r>
+    </w:p>
+    <w:p>
+      <w:pPr>
+        <w:jc w:val="center"/>
       </w:pPr>
       <w:r>
         <w:rPr>
@@ -12487,59 +12430,37 @@
           <w:color w:val="606060"/>
           <w:sz w:val="18"/>
         </w:rPr>
+        <w:t>Figura 8. Editor de dibujo: cada fila representa una pasada y cada columna un elemento del telar.</w:t>
+      </w:r>
+    </w:p>
+    <w:p>
+      <w:pPr>
+        <w:pStyle w:val="Heading3"/>
+        <w:spacing w:after="240" w:before="480" w:lineRule="auto"/>
+        <w:rPr>
+          <w:rFonts w:ascii="Questrial" w:cs="Questrial" w:eastAsia="Questrial" w:hAnsi="Questrial"/>
+        </w:rPr>
+      </w:pPr>
+      <w:r>
+        <w:rPr>
+          <w:rFonts w:ascii="Questrial" w:cs="Questrial" w:eastAsia="Questrial" w:hAnsi="Questrial"/>
+          <w:rtl w:val="0"/>
+        </w:rPr>
+        <w:t>4.3.2. Visualización del Producto Físico</w:t>
+      </w:r>
+    </w:p>
+    <w:p>
+      <w:pPr>
+        <w:jc w:val="both"/>
+      </w:pPr>
+      <w:r>
+        <w:rPr>
+          <w:rFonts w:ascii="IBM Plex Sans" w:hAnsi="IBM Plex Sans" w:cs="IBM Plex Sans" w:eastAsia="IBM Plex Sans"/>
+          <w:i/>
+          <w:color w:val="606060"/>
+          <w:sz w:val="18"/>
+        </w:rPr>
         <w:t>Al tratarse de un proyecto de retrofit sobre una máquina existente, el producto físico no es un objeto de diseño industrial nuevo sino un gabinete de control que se monta junto al telar. Por ese motivo, en lugar de un modelado tridimensional se documenta el equipo real ya construido, que cumple la misma función de mostrar al cliente cómo se ve y dónde se instala lo que recibe.</w:t>
-      </w:r>
-    </w:p>
-    <w:p>
-      <w:pPr>
-        <w:jc w:val="center"/>
-      </w:pPr>
-      <w:r>
-        <w:drawing>
-          <wp:inline>
-            <wp:extent cx="4206240" cy="1892808"/>
-            <wp:docPr id="30" name="Picture 30"/>
-            <wp:cNvGraphicFramePr>
-              <a:graphicFrameLocks noChangeAspect="1"/>
-            </wp:cNvGraphicFramePr>
-            <a:graphic>
-              <a:graphicData uri="http://schemas.openxmlformats.org/drawingml/2006/picture">
-                <pic:pic>
-                  <pic:nvPicPr>
-                    <pic:cNvPr id="0" name="image.jpg"/>
-                    <pic:cNvPicPr/>
-                  </pic:nvPicPr>
-                  <pic:blipFill>
-                    <a:blip r:embed="rId19"/>
-                    <a:stretch>
-                      <a:fillRect/>
-                    </a:stretch>
-                  </pic:blipFill>
-                  <pic:spPr>
-                    <a:xfrm>
-                      <a:off x="0" y="0"/>
-                      <a:ext cx="4206240" cy="1892808"/>
-                    </a:xfrm>
-                    <a:prstGeom prst="rect"/>
-                  </pic:spPr>
-                </pic:pic>
-              </a:graphicData>
-            </a:graphic>
-          </wp:inline>
-        </w:drawing>
-      </w:r>
-    </w:p>
-    <w:p>
-      <w:pPr>
-        <w:jc w:val="center"/>
-      </w:pPr>
-      <w:r>
-        <w:rPr>
-          <w:rFonts w:ascii="IBM Plex Sans" w:hAnsi="IBM Plex Sans"/>
-          <w:i/>
-          <w:sz w:val="18"/>
-        </w:rPr>
-        <w:t>Figura 8. Gabinete IP65 del nodo de control, cerrado y con el prensacable montado. Es el equipo que se instala junto al telar.</w:t>
       </w:r>
     </w:p>
     <w:p>
@@ -17805,7 +17726,7 @@
         </w:rPr>
         <w:drawing>
           <wp:inline distB="0" distT="0" distL="0" distR="0">
-            <wp:extent cx="2794697" cy="3240000"/>
+            <wp:extent cx="2794697" cy="1119553"/>
             <wp:effectExtent b="0" l="0" r="0" t="0"/>
             <wp:docPr id="21" name="image1.png"/>
             <a:graphic>
@@ -17825,7 +17746,7 @@
                   <pic:spPr>
                     <a:xfrm>
                       <a:off x="0" y="0"/>
-                      <a:ext cx="2794697" cy="3240000"/>
+                      <a:ext cx="2794697" cy="1119553"/>
                     </a:xfrm>
                     <a:prstGeom prst="rect"/>
                     <a:ln/>
@@ -19609,7 +19530,7 @@
         </w:rPr>
         <w:drawing>
           <wp:inline distB="0" distT="0" distL="0" distR="0">
-            <wp:extent cx="2794697" cy="3240000"/>
+            <wp:extent cx="2794697" cy="1175392"/>
             <wp:effectExtent b="0" l="0" r="0" t="0"/>
             <wp:docPr id="21" name="image1.png"/>
             <a:graphic>
@@ -19629,7 +19550,7 @@
                   <pic:spPr>
                     <a:xfrm>
                       <a:off x="0" y="0"/>
-                      <a:ext cx="2794697" cy="3240000"/>
+                      <a:ext cx="2794697" cy="1175392"/>
                     </a:xfrm>
                     <a:prstGeom prst="rect"/>
                     <a:ln/>
@@ -20598,7 +20519,7 @@
         </w:rPr>
         <w:drawing>
           <wp:inline distB="0" distT="0" distL="0" distR="0">
-            <wp:extent cx="2794697" cy="3240000"/>
+            <wp:extent cx="2794697" cy="1203311"/>
             <wp:effectExtent b="0" l="0" r="0" t="0"/>
             <wp:docPr id="21" name="image1.png"/>
             <a:graphic>
@@ -20618,7 +20539,7 @@
                   <pic:spPr>
                     <a:xfrm>
                       <a:off x="0" y="0"/>
-                      <a:ext cx="2794697" cy="3240000"/>
+                      <a:ext cx="2794697" cy="1203311"/>
                     </a:xfrm>
                     <a:prstGeom prst="rect"/>
                     <a:ln/>
